--- a/docs/data-integrity/OWNER-SHOP-RESET-PREVIEW-FIX-REPORT.docx
+++ b/docs/data-integrity/OWNER-SHOP-RESET-PREVIEW-FIX-REPORT.docx
@@ -737,7 +737,7 @@
         <w:pStyle w:val="ListBullet"/>
       </w:pPr>
       <w:r>
-        <w:t>**New Preview commit:** *(filled after push)*</w:t>
+        <w:t>**New Preview commit:** `2c6e03d`</w:t>
       </w:r>
     </w:p>
     <w:p>
